--- a/printables/u05/04-考前测试/U5_四上_第五单元_平行四边形和梯形.docx
+++ b/printables/u05/04-考前测试/U5_四上_第五单元_平行四边形和梯形.docx
@@ -4,7 +4,7 @@
   <w:body>
     <w:p>
       <w:pPr>
-        <w:spacing w:before="0" w:after="40" w:line="276" w:lineRule="auto"/>
+        <w:spacing w:before="0" w:after="40" w:line="307" w:lineRule="auto"/>
         <w:jc w:val="center"/>
       </w:pPr>
       <w:r>
@@ -18,7 +18,7 @@
     </w:p>
     <w:p>
       <w:pPr>
-        <w:spacing w:before="0" w:after="60" w:line="276" w:lineRule="auto"/>
+        <w:spacing w:before="0" w:after="60" w:line="307" w:lineRule="auto"/>
         <w:jc w:val="center"/>
       </w:pPr>
       <w:r>
@@ -32,7 +32,7 @@
     </w:p>
     <w:p>
       <w:pPr>
-        <w:spacing w:before="0" w:after="160" w:line="276" w:lineRule="auto"/>
+        <w:spacing w:before="0" w:after="160" w:line="307" w:lineRule="auto"/>
         <w:jc w:val="center"/>
       </w:pPr>
       <w:r>
@@ -46,7 +46,7 @@
     </w:p>
     <w:p>
       <w:pPr>
-        <w:spacing w:before="120" w:after="80" w:line="276" w:lineRule="auto"/>
+        <w:spacing w:before="120" w:after="80" w:line="307" w:lineRule="auto"/>
       </w:pPr>
       <w:r>
         <w:rPr>
@@ -59,7 +59,7 @@
     </w:p>
     <w:p>
       <w:pPr>
-        <w:spacing w:before="0" w:after="40" w:line="276" w:lineRule="auto"/>
+        <w:spacing w:before="0" w:after="40" w:line="307" w:lineRule="auto"/>
       </w:pPr>
       <w:r>
         <w:rPr>
@@ -112,7 +112,7 @@
     </w:p>
     <w:p>
       <w:pPr>
-        <w:spacing w:before="0" w:after="80" w:line="276" w:lineRule="auto"/>
+        <w:spacing w:before="0" w:after="120" w:line="307" w:lineRule="auto"/>
       </w:pPr>
       <w:r>
         <w:rPr>
@@ -125,7 +125,7 @@
     </w:p>
     <w:p>
       <w:pPr>
-        <w:spacing w:before="0" w:after="40" w:line="276" w:lineRule="auto"/>
+        <w:spacing w:before="0" w:after="40" w:line="307" w:lineRule="auto"/>
       </w:pPr>
       <w:r>
         <w:rPr>
@@ -138,7 +138,7 @@
     </w:p>
     <w:p>
       <w:pPr>
-        <w:spacing w:before="40" w:after="60"/>
+        <w:spacing w:before="40" w:after="120"/>
         <w:jc w:val="center"/>
       </w:pPr>
       <w:r>
@@ -178,7 +178,7 @@
     </w:p>
     <w:p>
       <w:pPr>
-        <w:spacing w:before="0" w:after="80" w:line="276" w:lineRule="auto"/>
+        <w:spacing w:before="0" w:after="120" w:line="307" w:lineRule="auto"/>
       </w:pPr>
       <w:r>
         <w:rPr>
@@ -191,7 +191,7 @@
     </w:p>
     <w:p>
       <w:pPr>
-        <w:spacing w:before="0" w:after="80" w:line="276" w:lineRule="auto"/>
+        <w:spacing w:before="0" w:after="120" w:line="307" w:lineRule="auto"/>
       </w:pPr>
       <w:r>
         <w:rPr>
@@ -204,7 +204,7 @@
     </w:p>
     <w:p>
       <w:pPr>
-        <w:spacing w:before="0" w:after="80" w:line="276" w:lineRule="auto"/>
+        <w:spacing w:before="0" w:after="120" w:line="307" w:lineRule="auto"/>
       </w:pPr>
       <w:r>
         <w:rPr>
@@ -217,7 +217,7 @@
     </w:p>
     <w:p>
       <w:pPr>
-        <w:spacing w:before="0" w:after="80" w:line="276" w:lineRule="auto"/>
+        <w:spacing w:before="0" w:after="120" w:line="307" w:lineRule="auto"/>
       </w:pPr>
       <w:r>
         <w:rPr>
@@ -230,7 +230,7 @@
     </w:p>
     <w:p>
       <w:pPr>
-        <w:spacing w:before="0" w:after="80" w:line="276" w:lineRule="auto"/>
+        <w:spacing w:before="0" w:after="120" w:line="307" w:lineRule="auto"/>
       </w:pPr>
       <w:r>
         <w:rPr>
@@ -243,7 +243,7 @@
     </w:p>
     <w:p>
       <w:pPr>
-        <w:spacing w:before="0" w:after="40" w:line="276" w:lineRule="auto"/>
+        <w:spacing w:before="0" w:after="40" w:line="307" w:lineRule="auto"/>
       </w:pPr>
       <w:r>
         <w:rPr>
@@ -256,13 +256,13 @@
     </w:p>
     <w:p>
       <w:pPr>
-        <w:spacing w:before="40" w:after="60"/>
+        <w:spacing w:before="40" w:after="80"/>
         <w:jc w:val="center"/>
       </w:pPr>
       <w:r>
         <w:drawing>
           <wp:inline xmlns:a="http://schemas.openxmlformats.org/drawingml/2006/main" xmlns:pic="http://schemas.openxmlformats.org/drawingml/2006/picture">
-            <wp:extent cx="2880000" cy="1664000"/>
+            <wp:extent cx="2700000" cy="1560000"/>
             <wp:docPr id="3" name="Picture 3"/>
             <wp:cNvGraphicFramePr>
               <a:graphicFrameLocks noChangeAspect="1"/>
@@ -283,7 +283,7 @@
                   <pic:spPr>
                     <a:xfrm>
                       <a:off x="0" y="0"/>
-                      <a:ext cx="2880000" cy="1664000"/>
+                      <a:ext cx="2700000" cy="1560000"/>
                     </a:xfrm>
                     <a:prstGeom prst="rect"/>
                   </pic:spPr>
@@ -296,7 +296,7 @@
     </w:p>
     <w:p>
       <w:pPr>
-        <w:spacing w:before="0" w:after="80" w:line="276" w:lineRule="auto"/>
+        <w:spacing w:before="0" w:after="80" w:line="307" w:lineRule="auto"/>
       </w:pPr>
       <w:r>
         <w:rPr>
@@ -309,7 +309,7 @@
     </w:p>
     <w:p>
       <w:pPr>
-        <w:spacing w:before="120" w:after="0" w:line="276" w:lineRule="auto"/>
+        <w:spacing w:before="120" w:after="0" w:line="307" w:lineRule="auto"/>
         <w:jc w:val="center"/>
       </w:pPr>
       <w:r>
@@ -324,7 +324,7 @@
     </w:p>
     <w:sectPr>
       <w:pgSz w:w="11906" w:h="16838"/>
-      <w:pgMar w:top="624" w:right="850" w:bottom="624" w:left="850" w:header="720" w:footer="720" w:gutter="0"/>
+      <w:pgMar w:top="680" w:right="907" w:bottom="680" w:left="907" w:header="720" w:footer="720" w:gutter="0"/>
       <w:cols w:space="720"/>
       <w:docGrid w:linePitch="360"/>
     </w:sectPr>
